--- a/downloads/teacher/05 Materials/Unit 00/Handouts/Handout 00.02 - Draw See Hear Picture Cards and Room Map.docx
+++ b/downloads/teacher/05 Materials/Unit 00/Handouts/Handout 00.02 - Draw See Hear Picture Cards and Room Map.docx
@@ -57,17 +57,6 @@
       </w:pPr>
       <w:r>
         <w:t xml:space="preserve">Directions during the tour: at each numbered stop, write the number and the name where it belongs on the map, and one word for the rule that goes with it.</w:t>
-      </w:r>
-    </w:p>
-    <w:p>
-      <w:pPr>
-        <w:pStyle w:val="BodyText"/>
-      </w:pPr>
-      <w:r>
-        <w:rPr>
-          <w:rStyle w:val="TeacherNote"/>
-        </w:rPr>
-        <w:t xml:space="preserve">[Sal: draw the outline of your room here before printing: the door(s), the windows, the kitchen stations as rectangles, the sewing area, the teacher desk. Leave everything unlabeled. The map is blank on purpose so it matches your school’s room.]</w:t>
       </w:r>
     </w:p>
     <w:p>
@@ -658,22 +647,7 @@
         <w:pStyle w:val="BodyText"/>
       </w:pPr>
       <w:r>
-        <w:t xml:space="preserve">Word bank</w:t>
-      </w:r>
-      <w:r>
-        <w:t xml:space="preserve"> </w:t>
-      </w:r>
-      <w:r>
-        <w:rPr>
-          <w:rStyle w:val="TeacherNote"/>
-        </w:rPr>
-        <w:t xml:space="preserve">[check with a native speaker]:</w:t>
-      </w:r>
-      <w:r>
-        <w:t xml:space="preserve"> </w:t>
-      </w:r>
-      <w:r>
-        <w:t xml:space="preserve">hand sink (el lavabosu / pia para as mãos / lavamanos); first aid kit (ilk yardım çantası / kit de primeiros socorros / botiquín); fire extinguisher (yangın söndürücü / extintor / extintor); exit (çıkış / saída / salida); supply closet (malzeme dolabı / armário de suprimentos / armario de suministros); station (istasyon / estação / estación).</w:t>
+        <w:t xml:space="preserve">Word bank: hand sink (el lavabosu / pia para as mãos / lavamanos); first aid kit (ilk yardım çantası / kit de primeiros socorros / botiquín); fire extinguisher (yangın söndürücü / extintor / extintor); exit (çıkış / saída / salida); supply closet (malzeme dolabı / armário de suprimentos / armario de suministros); station (istasyon / estação / estación).</w:t>
       </w:r>
     </w:p>
     <w:p>
@@ -1073,22 +1047,7 @@
         <w:pStyle w:val="FirstParagraph"/>
       </w:pPr>
       <w:r>
-        <w:t xml:space="preserve">Part A: the rules that count at each stop (accept any close wording): 1 hand sink, hands only (never food or dishes); 2 station, one team, one card each; 3 first aid kit, tell an adult first; 4 extinguisher, I use it, you leave; 5 exits, two ways out, meet at</w:t>
-      </w:r>
-      <w:r>
-        <w:t xml:space="preserve"> </w:t>
-      </w:r>
-      <w:r>
-        <w:rPr>
-          <w:rStyle w:val="TeacherNote"/>
-        </w:rPr>
-        <w:t xml:space="preserve">[Sal: your meeting spot];</w:t>
-      </w:r>
-      <w:r>
-        <w:t xml:space="preserve"> </w:t>
-      </w:r>
-      <w:r>
-        <w:t xml:space="preserve">6 supply closet, ask before you open; 7 sewing stations, needles counted out and in (previews Unit 5); 8 SDS binder, what is in every bottle and what to do if it spills; 9 trash and recycling, sorted, and the bin is not a basketball hoop; 10 turn-in tray, everything goes here, not on the desk. Reset cue: lights, countdown, hands empty. A</w:t>
+        <w:t xml:space="preserve">Part A: the rules that count at each stop (accept any close wording): 1 hand sink, hands only (never food or dishes); 2 station, one team, one card each; 3 first aid kit, tell an adult first; 4 extinguisher, I use it, you leave; 5 exits, two ways out, meet at; 6 supply closet, ask before you open; 7 sewing stations, needles counted out and in (previews Unit 5); 8 SDS binder, what is in every bottle and what to do if it spills; 9 trash and recycling, sorted, and the bin is not a basketball hoop; 10 turn-in tray, everything goes here, not on the desk. Reset cue: lights, countdown, hands empty. A</w:t>
       </w:r>
       <w:r>
         <w:t xml:space="preserve"> </w:t>
